--- a/2026_03_智能建造大赛/output/docx/技术方案_初稿.docx
+++ b/2026_03_智能建造大赛/output/docx/技术方案_初稿.docx
@@ -716,7 +716,7 @@
       <w:r>
         <w:drawing>
           <wp:inline xmlns:a="http://schemas.openxmlformats.org/drawingml/2006/main" xmlns:pic="http://schemas.openxmlformats.org/drawingml/2006/picture">
-            <wp:extent cx="5486400" cy="1768820"/>
+            <wp:extent cx="5486400" cy="1766634"/>
             <wp:docPr id="2" name="Picture 2"/>
             <wp:cNvGraphicFramePr>
               <a:graphicFrameLocks noChangeAspect="1"/>
@@ -737,7 +737,7 @@
                   <pic:spPr>
                     <a:xfrm>
                       <a:off x="0" y="0"/>
-                      <a:ext cx="5486400" cy="1768820"/>
+                      <a:ext cx="5486400" cy="1766634"/>
                     </a:xfrm>
                     <a:prstGeom prst="rect"/>
                   </pic:spPr>
